--- a/docs/cvs/Software Development & Delivery Manager - Mahmoud Salama - FINAL FROZEN.docx
+++ b/docs/cvs/Software Development & Delivery Manager - Mahmoud Salama - FINAL FROZEN.docx
@@ -5,15 +5,16 @@
     <w:p>
       <w:pPr>
         <w:keepNext w:val="0"/>
-        <w:spacing w:before="0" w:after="40" w:line="245" w:lineRule="auto"/>
-        <w:jc w:val="left"/>
+        <w:pageBreakBefore w:val="0"/>
+        <w:spacing w:before="0" w:after="10" w:line="240" w:lineRule="auto"/>
+        <w:jc w:val="center"/>
       </w:pPr>
       <w:r>
         <w:rPr>
-          <w:rFonts w:ascii="Aptos Display" w:hAnsi="Aptos Display"/>
+          <w:rFonts w:ascii="Arial" w:hAnsi="Arial"/>
           <w:b/>
-          <w:color w:val="276343"/>
-          <w:sz w:val="44"/>
+          <w:color w:val="183B56"/>
+          <w:sz w:val="40"/>
         </w:rPr>
         <w:t>MAHMOUD SALAMA</w:t>
       </w:r>
@@ -21,18 +22,16 @@
     <w:p>
       <w:pPr>
         <w:keepNext w:val="0"/>
-        <w:spacing w:before="0" w:after="40" w:line="245" w:lineRule="auto"/>
+        <w:pageBreakBefore w:val="0"/>
+        <w:spacing w:before="0" w:after="40" w:line="240" w:lineRule="auto"/>
         <w:jc w:val="center"/>
-        <w:pBdr>
-          <w:bottom w:val="single" w:sz="14" w:space="4" w:color="55A579"/>
-        </w:pBdr>
       </w:pPr>
       <w:r>
         <w:rPr>
-          <w:rFonts w:ascii="Aptos Display" w:hAnsi="Aptos Display"/>
+          <w:rFonts w:ascii="Arial" w:hAnsi="Arial"/>
           <w:b/>
-          <w:color w:val="276343"/>
-          <w:sz w:val="25"/>
+          <w:color w:val="183B56"/>
+          <w:sz w:val="21"/>
         </w:rPr>
         <w:t>SOFTWARE DEVELOPMENT &amp; DELIVERY MANAGER</w:t>
       </w:r>
@@ -40,14 +39,15 @@
     <w:p>
       <w:pPr>
         <w:keepNext w:val="0"/>
-        <w:spacing w:before="0" w:after="40" w:line="245" w:lineRule="auto"/>
+        <w:pageBreakBefore w:val="0"/>
+        <w:spacing w:before="0" w:after="28" w:line="240" w:lineRule="auto"/>
         <w:jc w:val="center"/>
       </w:pPr>
       <w:r>
         <w:rPr>
           <w:rFonts w:ascii="Arial" w:hAnsi="Arial"/>
-          <w:b/>
-          <w:color w:val="55A579"/>
+          <w:b w:val="0"/>
+          <w:color w:val="5D6974"/>
           <w:sz w:val="16"/>
         </w:rPr>
         <w:t>Application Development | Engineering Leadership | Agile Delivery | SDLC &amp; Production</w:t>
@@ -56,15 +56,16 @@
     <w:p>
       <w:pPr>
         <w:keepNext w:val="0"/>
-        <w:spacing w:before="0" w:after="40" w:line="245" w:lineRule="auto"/>
+        <w:pageBreakBefore w:val="0"/>
+        <w:spacing w:before="0" w:after="28" w:line="240" w:lineRule="auto"/>
         <w:jc w:val="center"/>
       </w:pPr>
       <w:r>
         <w:rPr>
           <w:rFonts w:ascii="Arial" w:hAnsi="Arial"/>
           <w:b w:val="0"/>
-          <w:color w:val="53616A"/>
-          <w:sz w:val="15"/>
+          <w:color w:val="5D6974"/>
+          <w:sz w:val="16"/>
         </w:rPr>
         <w:t>+20 122 015 6077 | ma7moud.salamaaa@gmail.com | Cairo, Egypt</w:t>
       </w:r>
@@ -72,14 +73,18 @@
     <w:p>
       <w:pPr>
         <w:keepNext w:val="0"/>
-        <w:spacing w:before="0" w:after="40" w:line="245" w:lineRule="auto"/>
+        <w:pageBreakBefore w:val="0"/>
+        <w:spacing w:before="0" w:after="80" w:line="240" w:lineRule="auto"/>
         <w:jc w:val="center"/>
+        <w:pBdr>
+          <w:bottom w:val="single" w:sz="9" w:space="3" w:color="173B57"/>
+        </w:pBdr>
       </w:pPr>
       <w:r>
         <w:rPr>
           <w:rFonts w:ascii="Arial" w:hAnsi="Arial"/>
           <w:b w:val="0"/>
-          <w:color w:val="505862"/>
+          <w:color w:val="5D6974"/>
           <w:sz w:val="16"/>
         </w:rPr>
         <w:t>linkedin.com/in/mahmoud-salama-30249b34 | mahmoud-salama.vercel.app</w:t>
@@ -88,18 +93,18 @@
     <w:p>
       <w:pPr>
         <w:keepNext/>
-        <w:spacing w:before="120" w:after="40" w:line="245" w:lineRule="auto"/>
+        <w:spacing w:before="114" w:after="64" w:line="240" w:lineRule="auto"/>
+        <w:pageBreakBefore w:val="0"/>
         <w:pBdr>
-          <w:bottom w:val="single" w:sz="7" w:space="3" w:color="55A579"/>
+          <w:bottom w:val="single" w:sz="5" w:space="3" w:color="B8C5D1"/>
         </w:pBdr>
-        <w:keepLines/>
       </w:pPr>
       <w:r>
         <w:rPr>
-          <w:rFonts w:ascii="Aptos Display" w:hAnsi="Aptos Display"/>
+          <w:rFonts w:ascii="Arial" w:hAnsi="Arial"/>
           <w:b/>
-          <w:color w:val="276343"/>
-          <w:sz w:val="18"/>
+          <w:color w:val="183B56"/>
+          <w:sz w:val="19"/>
         </w:rPr>
         <w:t>PROFESSIONAL PROFILE</w:t>
       </w:r>
@@ -107,13 +112,14 @@
     <w:p>
       <w:pPr>
         <w:keepNext w:val="0"/>
-        <w:spacing w:before="0" w:after="40" w:line="245" w:lineRule="auto"/>
+        <w:pageBreakBefore w:val="0"/>
+        <w:spacing w:before="0" w:after="56" w:line="240" w:lineRule="auto"/>
       </w:pPr>
       <w:r>
         <w:rPr>
           <w:rFonts w:ascii="Arial" w:hAnsi="Arial"/>
           <w:b w:val="0"/>
-          <w:sz w:val="16"/>
+          <w:sz w:val="18"/>
         </w:rPr>
         <w:t>Software development and delivery leader with 18+ years progressing from hands-on C#/.NET engineering to development team leadership and enterprise-scale application delivery across Egypt and Oman. Led 6-person and 10+ developer teams while remaining deeply hands-on, delivered 150+ major and mid-sized projects at Keyframe and 15+ enterprise/e-government platforms at Integral, then advanced into national-scale application portfolio, Agile/SDLC, release and production leadership at UPA. Combines engineering depth with delivery governance, people leadership, architecture, quality, stakeholder coordination and reliable production outcomes.</w:t>
       </w:r>
@@ -121,18 +127,18 @@
     <w:p>
       <w:pPr>
         <w:keepNext/>
-        <w:spacing w:before="120" w:after="40" w:line="245" w:lineRule="auto"/>
+        <w:spacing w:before="114" w:after="64" w:line="240" w:lineRule="auto"/>
+        <w:pageBreakBefore w:val="0"/>
         <w:pBdr>
-          <w:bottom w:val="single" w:sz="7" w:space="3" w:color="55A579"/>
+          <w:bottom w:val="single" w:sz="5" w:space="3" w:color="B8C5D1"/>
         </w:pBdr>
-        <w:keepLines/>
       </w:pPr>
       <w:r>
         <w:rPr>
-          <w:rFonts w:ascii="Aptos Display" w:hAnsi="Aptos Display"/>
+          <w:rFonts w:ascii="Arial" w:hAnsi="Arial"/>
           <w:b/>
-          <w:color w:val="276343"/>
-          <w:sz w:val="18"/>
+          <w:color w:val="183B56"/>
+          <w:sz w:val="19"/>
         </w:rPr>
         <w:t>CORE DEVELOPMENT LEADERSHIP</w:t>
       </w:r>
@@ -140,13 +146,14 @@
     <w:p>
       <w:pPr>
         <w:keepNext w:val="0"/>
-        <w:spacing w:before="0" w:after="40" w:line="245" w:lineRule="auto"/>
+        <w:pageBreakBefore w:val="0"/>
+        <w:spacing w:before="0" w:after="56" w:line="240" w:lineRule="auto"/>
       </w:pPr>
       <w:r>
         <w:rPr>
           <w:rFonts w:ascii="Arial" w:hAnsi="Arial"/>
           <w:b w:val="0"/>
-          <w:sz w:val="16"/>
+          <w:sz w:val="18"/>
         </w:rPr>
         <w:t>Software Engineering Leadership | Application Development | Agile/Scrum Delivery | End-to-End SDLC | Sprint &amp; Backlog Planning | Estimation, Capacity &amp; Workload | Architecture, Design &amp; Code Reviews | QA/UAT &amp; Release Gates | CI/CD &amp; Deployment | Delivery Risk &amp; Dependencies | Production Support &amp; RCA | Engineering &amp; Service KPIs</w:t>
       </w:r>
@@ -154,97 +161,105 @@
     <w:p>
       <w:pPr>
         <w:keepNext/>
-        <w:spacing w:before="120" w:after="40" w:line="245" w:lineRule="auto"/>
+        <w:spacing w:before="114" w:after="64" w:line="240" w:lineRule="auto"/>
+        <w:pageBreakBefore w:val="0"/>
         <w:pBdr>
-          <w:bottom w:val="single" w:sz="7" w:space="3" w:color="55A579"/>
+          <w:bottom w:val="single" w:sz="5" w:space="3" w:color="B8C5D1"/>
         </w:pBdr>
-        <w:keepLines/>
       </w:pPr>
       <w:r>
         <w:rPr>
-          <w:rFonts w:ascii="Aptos Display" w:hAnsi="Aptos Display"/>
+          <w:rFonts w:ascii="Arial" w:hAnsi="Arial"/>
           <w:b/>
-          <w:color w:val="276343"/>
-          <w:sz w:val="18"/>
+          <w:color w:val="183B56"/>
+          <w:sz w:val="19"/>
         </w:rPr>
         <w:t>SELECTED CAREER IMPACT</w:t>
       </w:r>
     </w:p>
     <w:p>
       <w:pPr>
-        <w:spacing w:after="24" w:line="245" w:lineRule="auto"/>
-        <w:ind w:left="202" w:hanging="144"/>
-        <w:keepLines/>
+        <w:keepNext w:val="0"/>
+        <w:pageBreakBefore w:val="0"/>
+        <w:spacing w:after="53" w:line="240" w:lineRule="auto"/>
+        <w:ind w:left="245" w:hanging="173"/>
       </w:pPr>
       <w:r>
         <w:rPr>
           <w:rFonts w:ascii="Arial" w:hAnsi="Arial"/>
-          <w:color w:val="55A579"/>
-          <w:sz w:val="16"/>
+          <w:b w:val="0"/>
+          <w:color w:val="262F38"/>
+          <w:sz w:val="18"/>
         </w:rPr>
         <w:t>• Lead software development and application delivery within a 54-person technology organization with 7 direct reports, balancing priorities, capacity, dependencies and workload while governing SDLC, release/production readiness, service operations and application quality for a national procurement ecosystem serving ~60K users.</w:t>
       </w:r>
     </w:p>
     <w:p>
       <w:pPr>
-        <w:spacing w:after="24" w:line="245" w:lineRule="auto"/>
-        <w:ind w:left="202" w:hanging="144"/>
-        <w:keepLines/>
+        <w:keepNext w:val="0"/>
+        <w:pageBreakBefore w:val="0"/>
+        <w:spacing w:after="53" w:line="240" w:lineRule="auto"/>
+        <w:ind w:left="245" w:hanging="173"/>
       </w:pPr>
       <w:r>
         <w:rPr>
           <w:rFonts w:ascii="Arial" w:hAnsi="Arial"/>
-          <w:color w:val="55A579"/>
-          <w:sz w:val="16"/>
+          <w:b w:val="0"/>
+          <w:color w:val="262F38"/>
+          <w:sz w:val="18"/>
         </w:rPr>
         <w:t>• Led a 10+ developer team while remaining hands-on across 15+ enterprise/e-government platforms in Oman, including the National Educational Portal serving ~1M users and the Sultan Qaboos Award-winning Ministry of Education Recruitment System.</w:t>
       </w:r>
     </w:p>
     <w:p>
       <w:pPr>
-        <w:spacing w:after="24" w:line="245" w:lineRule="auto"/>
-        <w:ind w:left="202" w:hanging="144"/>
-        <w:keepLines/>
+        <w:keepNext w:val="0"/>
+        <w:pageBreakBefore w:val="0"/>
+        <w:spacing w:after="53" w:line="240" w:lineRule="auto"/>
+        <w:ind w:left="245" w:hanging="173"/>
       </w:pPr>
       <w:r>
         <w:rPr>
           <w:rFonts w:ascii="Arial" w:hAnsi="Arial"/>
-          <w:color w:val="55A579"/>
-          <w:sz w:val="16"/>
+          <w:b w:val="0"/>
+          <w:color w:val="262F38"/>
+          <w:sz w:val="18"/>
         </w:rPr>
         <w:t>• Led a 6-person development team and personally contributed across 150+ major and mid-sized Keyframe projects, excluding small engagements, spanning government, healthcare, education and commercial systems.</w:t>
       </w:r>
     </w:p>
     <w:p>
       <w:pPr>
-        <w:spacing w:after="24" w:line="245" w:lineRule="auto"/>
-        <w:ind w:left="202" w:hanging="144"/>
-        <w:keepLines/>
+        <w:keepNext w:val="0"/>
+        <w:pageBreakBefore w:val="0"/>
+        <w:spacing w:after="53" w:line="240" w:lineRule="auto"/>
+        <w:ind w:left="245" w:hanging="173"/>
       </w:pPr>
       <w:r>
         <w:rPr>
           <w:rFonts w:ascii="Arial" w:hAnsi="Arial"/>
-          <w:color w:val="55A579"/>
-          <w:sz w:val="16"/>
+          <w:b w:val="0"/>
+          <w:color w:val="262F38"/>
+          <w:sz w:val="18"/>
         </w:rPr>
-        <w:t>• Strengthened engineering and delivery consistency through reusable patterns, design/code standards, QA/release gates and clearer production-support ownership, using delivery, defect, release, incident and SLA/service KPIs to guide improvement.</w:t>
+        <w:t>• Strengthened engineering and delivery performance through code/design standards, reusable delivery patterns, QA/release gates and KPI-driven oversight of delivery, defects, releases, incidents, SLAs and production-support ownership.</w:t>
       </w:r>
     </w:p>
     <w:p>
       <w:pPr>
         <w:keepNext/>
-        <w:spacing w:before="120" w:after="40" w:line="245" w:lineRule="auto"/>
+        <w:spacing w:before="114" w:after="64" w:line="240" w:lineRule="auto"/>
+        <w:pageBreakBefore w:val="0"/>
         <w:pBdr>
-          <w:bottom w:val="single" w:sz="7" w:space="3" w:color="55A579"/>
+          <w:bottom w:val="single" w:sz="5" w:space="3" w:color="B8C5D1"/>
         </w:pBdr>
-        <w:keepLines/>
       </w:pPr>
       <w:r>
         <w:rPr>
-          <w:rFonts w:ascii="Aptos Display" w:hAnsi="Aptos Display"/>
+          <w:rFonts w:ascii="Arial" w:hAnsi="Arial"/>
           <w:b/>
-          <w:color w:val="276343"/>
-          <w:sz w:val="18"/>
+          <w:color w:val="183B56"/>
+          <w:sz w:val="19"/>
         </w:rPr>
         <w:t>PROFESSIONAL EXPERIENCE</w:t>
       </w:r>
@@ -252,52 +267,46 @@
     <w:p>
       <w:pPr>
         <w:keepNext/>
+        <w:pageBreakBefore w:val="0"/>
         <w:tabs>
-          <w:tab w:pos="9720" w:val="right"/>
+          <w:tab w:pos="10080" w:val="right"/>
         </w:tabs>
-        <w:spacing w:before="100" w:after="0" w:line="245" w:lineRule="auto"/>
-        <w:keepLines/>
+        <w:spacing w:before="84" w:after="18"/>
       </w:pPr>
       <w:r>
         <w:rPr>
           <w:rFonts w:ascii="Arial" w:hAnsi="Arial"/>
           <w:b/>
-          <w:color w:val="276343"/>
-          <w:sz w:val="17"/>
+          <w:color w:val="183B56"/>
+          <w:sz w:val="18"/>
         </w:rPr>
         <w:t>Egyptian Authority for Unified Procurement (UPA) | Cairo, Egypt</w:t>
+      </w:r>
+      <w:r>
         <w:tab/>
-        <w:t>05/2025 - Present</w:t>
       </w:r>
       <w:r>
         <w:rPr>
           <w:rFonts w:ascii="Arial" w:hAnsi="Arial"/>
           <w:b/>
-          <w:color w:val="276343"/>
+          <w:color w:val="46525E"/>
           <w:sz w:val="17"/>
         </w:rPr>
-      </w:r>
-      <w:r>
-        <w:rPr>
-          <w:rFonts w:ascii="Arial" w:hAnsi="Arial"/>
-          <w:b/>
-          <w:color w:val="276343"/>
-          <w:sz w:val="17"/>
-        </w:rPr>
+        <w:t>05/2025 - Present</w:t>
       </w:r>
     </w:p>
     <w:p>
       <w:pPr>
         <w:keepNext/>
-        <w:spacing w:before="0" w:after="20" w:line="245" w:lineRule="auto"/>
-        <w:keepLines/>
+        <w:pageBreakBefore w:val="0"/>
+        <w:spacing w:before="0" w:after="28" w:line="240" w:lineRule="auto"/>
       </w:pPr>
       <w:r>
         <w:rPr>
           <w:rFonts w:ascii="Arial" w:hAnsi="Arial"/>
           <w:b/>
-          <w:color w:val="55A579"/>
-          <w:sz w:val="17"/>
+          <w:color w:val="183B56"/>
+          <w:sz w:val="18"/>
         </w:rPr>
         <w:t>Head of the Central Administration for Information Systems &amp; Digital Transformation</w:t>
       </w:r>
@@ -305,258 +314,262 @@
     <w:p>
       <w:pPr>
         <w:keepNext/>
-        <w:spacing w:before="0" w:after="40" w:line="245" w:lineRule="auto"/>
+        <w:pageBreakBefore w:val="0"/>
+        <w:spacing w:before="0" w:after="44" w:line="240" w:lineRule="auto"/>
       </w:pPr>
       <w:r>
         <w:rPr>
           <w:rFonts w:ascii="Arial" w:hAnsi="Arial"/>
           <w:b w:val="0"/>
-          <w:i/>
-          <w:color w:val="5E6B72"/>
-          <w:sz w:val="15"/>
+          <w:color w:val="5D6974"/>
+          <w:sz w:val="16"/>
         </w:rPr>
         <w:t>Scope: Application Portfolio | SDLC &amp; Release Governance | Architecture | Service Operations</w:t>
       </w:r>
     </w:p>
     <w:p>
       <w:pPr>
-        <w:spacing w:after="24" w:line="245" w:lineRule="auto"/>
-        <w:ind w:left="202" w:hanging="144"/>
-        <w:keepLines/>
+        <w:keepNext w:val="0"/>
+        <w:pageBreakBefore w:val="0"/>
+        <w:spacing w:after="53" w:line="240" w:lineRule="auto"/>
+        <w:ind w:left="245" w:hanging="173"/>
       </w:pPr>
       <w:r>
         <w:rPr>
           <w:rFonts w:ascii="Arial" w:hAnsi="Arial"/>
-          <w:color w:val="55A579"/>
-          <w:sz w:val="16"/>
+          <w:b w:val="0"/>
+          <w:color w:val="262F38"/>
+          <w:sz w:val="18"/>
         </w:rPr>
         <w:t>• Lead enterprise application development and delivery across procurement, medical supply, inventory, workflow, reporting and support capabilities, coordinating engineering, QA, infrastructure/security, data, support teams, vendors and business stakeholders across priorities, dependencies and delivery risks.</w:t>
       </w:r>
     </w:p>
     <w:p>
       <w:pPr>
-        <w:spacing w:after="24" w:line="245" w:lineRule="auto"/>
-        <w:ind w:left="202" w:hanging="144"/>
-        <w:keepLines/>
+        <w:keepNext w:val="0"/>
+        <w:pageBreakBefore w:val="0"/>
+        <w:spacing w:after="53" w:line="240" w:lineRule="auto"/>
+        <w:ind w:left="245" w:hanging="173"/>
       </w:pPr>
       <w:r>
         <w:rPr>
           <w:rFonts w:ascii="Arial" w:hAnsi="Arial"/>
-          <w:color w:val="55A579"/>
-          <w:sz w:val="16"/>
+          <w:b w:val="0"/>
+          <w:color w:val="262F38"/>
+          <w:sz w:val="18"/>
         </w:rPr>
         <w:t>• Govern end-to-end Agile/Scrum delivery and SDLC execution from backlog/sprint planning, requirements, estimation and dependency management through architecture/design review, integration, QA/UAT, release readiness, deployment, service transition and production support.</w:t>
       </w:r>
     </w:p>
     <w:p>
       <w:pPr>
-        <w:spacing w:after="24" w:line="245" w:lineRule="auto"/>
-        <w:ind w:left="202" w:hanging="144"/>
-        <w:keepLines/>
+        <w:keepNext w:val="0"/>
+        <w:pageBreakBefore w:val="0"/>
+        <w:spacing w:after="53" w:line="240" w:lineRule="auto"/>
+        <w:ind w:left="245" w:hanging="173"/>
       </w:pPr>
       <w:r>
         <w:rPr>
           <w:rFonts w:ascii="Arial" w:hAnsi="Arial"/>
-          <w:color w:val="55A579"/>
-          <w:sz w:val="16"/>
+          <w:b w:val="0"/>
+          <w:color w:val="262F38"/>
+          <w:sz w:val="18"/>
         </w:rPr>
         <w:t>• Set engineering and operational guardrails covering API/integration contracts, RBAC, auditability, NFRs, security controls, performance, resilience, observability, incident/RCA and business continuity.</w:t>
       </w:r>
     </w:p>
     <w:p>
       <w:pPr>
-        <w:spacing w:after="24" w:line="245" w:lineRule="auto"/>
-        <w:ind w:left="202" w:hanging="144"/>
-        <w:keepLines/>
+        <w:keepNext w:val="0"/>
+        <w:pageBreakBefore w:val="0"/>
+        <w:spacing w:after="53" w:line="240" w:lineRule="auto"/>
+        <w:ind w:left="245" w:hanging="173"/>
       </w:pPr>
       <w:r>
         <w:rPr>
           <w:rFonts w:ascii="Arial" w:hAnsi="Arial"/>
-          <w:color w:val="55A579"/>
-          <w:sz w:val="16"/>
+          <w:b w:val="0"/>
+          <w:color w:val="262F38"/>
+          <w:sz w:val="18"/>
         </w:rPr>
-        <w:t>• Guide modernization and controlled adoption of .NET/API, data, automation and AI-assisted engineering practices, and maintaining engineering quality and production reliability.</w:t>
+        <w:t>• Guide modernization and controlled adoption of .NET/API, data, automation and AI-assisted engineering practices while coaching technical leaders, supporting hiring/interviews and career development, and maintaining engineering quality and production reliability.</w:t>
       </w:r>
     </w:p>
     <w:p>
       <w:pPr>
-        <w:spacing w:after="24" w:line="245" w:lineRule="auto"/>
-        <w:ind w:left="202" w:hanging="144"/>
-        <w:keepLines/>
+        <w:keepNext w:val="0"/>
+        <w:pageBreakBefore w:val="0"/>
+        <w:spacing w:after="53" w:line="240" w:lineRule="auto"/>
+        <w:ind w:left="245" w:hanging="173"/>
       </w:pPr>
       <w:r>
         <w:rPr>
           <w:rFonts w:ascii="Arial" w:hAnsi="Arial"/>
-          <w:color w:val="55A579"/>
-          <w:sz w:val="16"/>
+          <w:b w:val="0"/>
+          <w:color w:val="262F38"/>
+          <w:sz w:val="18"/>
         </w:rPr>
-        <w:t>• Use delivery, defect, release, incident and SLA/service KPIs to guide delivery quality, production reliability and continuous service improvement.</w:t>
+        <w:t>• Use performance reviews plus delivery, defect, release, incident and SLA/service KPIs to guide team performance, delivery quality and service improvement.</w:t>
+      </w:r>
+    </w:p>
+    <w:p>
+      <w:pPr>
+        <w:keepNext w:val="0"/>
+        <w:pageBreakBefore w:val="0"/>
+        <w:tabs>
+          <w:tab w:pos="10080" w:val="right"/>
+        </w:tabs>
+        <w:spacing w:before="44" w:after="56"/>
+      </w:pPr>
+      <w:r>
+        <w:rPr>
+          <w:rFonts w:ascii="Arial" w:hAnsi="Arial"/>
+          <w:b/>
+          <w:color w:val="183B56"/>
+          <w:sz w:val="18"/>
+        </w:rPr>
+        <w:t>Egyptian Authority for Unified Procurement (UPA) | Cairo, Egypt</w:t>
+      </w:r>
+      <w:r>
+        <w:tab/>
+      </w:r>
+      <w:r>
+        <w:rPr>
+          <w:rFonts w:ascii="Arial" w:hAnsi="Arial"/>
+          <w:b/>
+          <w:color w:val="46525E"/>
+          <w:sz w:val="17"/>
+        </w:rPr>
+        <w:t>10/2020 - 05/2025</w:t>
       </w:r>
     </w:p>
     <w:p>
       <w:pPr>
         <w:keepNext/>
-        <w:pageBreakBefore/>
-        <w:tabs>
-          <w:tab w:pos="9720" w:val="right"/>
-        </w:tabs>
-        <w:spacing w:before="100" w:after="0" w:line="245" w:lineRule="auto"/>
-        <w:keepLines/>
+        <w:pageBreakBefore w:val="0"/>
+        <w:spacing w:before="0" w:after="28" w:line="240" w:lineRule="auto"/>
       </w:pPr>
       <w:r>
         <w:rPr>
           <w:rFonts w:ascii="Arial" w:hAnsi="Arial"/>
           <w:b/>
-          <w:color w:val="276343"/>
-          <w:sz w:val="17"/>
-        </w:rPr>
-        <w:t>Egyptian Authority for Unified Procurement (UPA) | Cairo, Egypt</w:t>
-        <w:tab/>
-        <w:t>10/2020 - 05/2025</w:t>
-      </w:r>
-      <w:r>
-        <w:rPr>
-          <w:rFonts w:ascii="Arial" w:hAnsi="Arial"/>
-          <w:b/>
-          <w:color w:val="276343"/>
-          <w:sz w:val="17"/>
-        </w:rPr>
-      </w:r>
-      <w:r>
-        <w:rPr>
-          <w:rFonts w:ascii="Arial" w:hAnsi="Arial"/>
-          <w:b/>
-          <w:color w:val="276343"/>
-          <w:sz w:val="17"/>
-        </w:rPr>
-      </w:r>
-    </w:p>
-    <w:p>
-      <w:pPr>
-        <w:keepNext/>
-        <w:spacing w:before="0" w:after="20" w:line="245" w:lineRule="auto"/>
-        <w:keepLines/>
-      </w:pPr>
-      <w:r>
-        <w:rPr>
-          <w:rFonts w:ascii="Arial" w:hAnsi="Arial"/>
-          <w:b/>
-          <w:color w:val="55A579"/>
-          <w:sz w:val="17"/>
+          <w:color w:val="183B56"/>
+          <w:sz w:val="18"/>
         </w:rPr>
         <w:t>General Manager - Systems, Applications &amp; Technical Support</w:t>
       </w:r>
     </w:p>
     <w:p>
       <w:pPr>
-        <w:spacing w:after="24" w:line="245" w:lineRule="auto"/>
-        <w:ind w:left="202" w:hanging="144"/>
-        <w:keepLines/>
+        <w:keepNext w:val="0"/>
+        <w:pageBreakBefore w:val="0"/>
+        <w:spacing w:after="53" w:line="240" w:lineRule="auto"/>
+        <w:ind w:left="245" w:hanging="173"/>
       </w:pPr>
       <w:r>
         <w:rPr>
           <w:rFonts w:ascii="Arial" w:hAnsi="Arial"/>
-          <w:color w:val="55A579"/>
-          <w:sz w:val="16"/>
+          <w:b w:val="0"/>
+          <w:color w:val="262F38"/>
+          <w:sz w:val="18"/>
         </w:rPr>
         <w:t>• Directed implementation, modernization, maintenance and high-availability support for procurement, medical-supply, inventory, reporting, CMS/publishing and enterprise workflow applications.</w:t>
       </w:r>
     </w:p>
     <w:p>
       <w:pPr>
-        <w:spacing w:after="24" w:line="245" w:lineRule="auto"/>
-        <w:ind w:left="202" w:hanging="144"/>
-        <w:keepLines/>
+        <w:keepNext w:val="0"/>
+        <w:pageBreakBefore w:val="0"/>
+        <w:spacing w:after="53" w:line="240" w:lineRule="auto"/>
+        <w:ind w:left="245" w:hanging="173"/>
       </w:pPr>
       <w:r>
         <w:rPr>
           <w:rFonts w:ascii="Arial" w:hAnsi="Arial"/>
-          <w:color w:val="55A579"/>
-          <w:sz w:val="16"/>
+          <w:b w:val="0"/>
+          <w:color w:val="262F38"/>
+          <w:sz w:val="18"/>
         </w:rPr>
-        <w:t>• Improved software-delivery discipline through Agile/iterative planning, technical enablement, engineering standards, design/code reviews, release governance and clearer application-support ownership.</w:t>
+        <w:t>• Improved software-delivery discipline through Agile/iterative planning, mentoring, performance management, technical enablement, engineering standards, design/code reviews, release governance and clearer application-support ownership.</w:t>
       </w:r>
     </w:p>
     <w:p>
       <w:pPr>
-        <w:spacing w:after="24" w:line="245" w:lineRule="auto"/>
-        <w:ind w:left="202" w:hanging="144"/>
-        <w:keepLines/>
+        <w:keepNext w:val="0"/>
+        <w:pageBreakBefore w:val="0"/>
+        <w:spacing w:after="53" w:line="240" w:lineRule="auto"/>
+        <w:ind w:left="245" w:hanging="173"/>
       </w:pPr>
       <w:r>
         <w:rPr>
           <w:rFonts w:ascii="Arial" w:hAnsi="Arial"/>
-          <w:color w:val="55A579"/>
-          <w:sz w:val="16"/>
+          <w:b w:val="0"/>
+          <w:color w:val="262F38"/>
+          <w:sz w:val="18"/>
         </w:rPr>
         <w:t>• Converted manual processes into configurable digital workflows with structured approvals, role/data-level access, auditability, validation controls, reporting and operational support.</w:t>
       </w:r>
     </w:p>
     <w:p>
       <w:pPr>
-        <w:spacing w:after="24" w:line="245" w:lineRule="auto"/>
-        <w:ind w:left="202" w:hanging="144"/>
-        <w:keepLines/>
+        <w:keepNext w:val="0"/>
+        <w:pageBreakBefore w:val="0"/>
+        <w:spacing w:after="53" w:line="240" w:lineRule="auto"/>
+        <w:ind w:left="245" w:hanging="173"/>
       </w:pPr>
       <w:r>
         <w:rPr>
           <w:rFonts w:ascii="Arial" w:hAnsi="Arial"/>
-          <w:color w:val="55A579"/>
-          <w:sz w:val="16"/>
+          <w:b w:val="0"/>
+          <w:color w:val="262F38"/>
+          <w:sz w:val="18"/>
         </w:rPr>
         <w:t>• Coordinated application, integration, data, compliance, rollout and operational-readiness work across initiatives involving multiple agencies, including National Pharmaceutical Track &amp; Trace.</w:t>
       </w:r>
     </w:p>
     <w:p>
       <w:pPr>
-        <w:keepNext/>
+        <w:keepNext w:val="0"/>
+        <w:pageBreakBefore w:val="0"/>
         <w:tabs>
-          <w:tab w:pos="9720" w:val="right"/>
+          <w:tab w:pos="10080" w:val="right"/>
         </w:tabs>
-        <w:spacing w:before="100" w:after="0" w:line="245" w:lineRule="auto"/>
-        <w:keepLines/>
+        <w:spacing w:before="44" w:after="56"/>
       </w:pPr>
       <w:r>
         <w:rPr>
           <w:rFonts w:ascii="Arial" w:hAnsi="Arial"/>
           <w:b/>
-          <w:color w:val="276343"/>
-          <w:sz w:val="17"/>
+          <w:color w:val="183B56"/>
+          <w:sz w:val="18"/>
         </w:rPr>
-        <w:t>Integral Solutions LLC</w:t>
+        <w:t>Integral Solutions LLC | Muscat, Oman</w:t>
+      </w:r>
+      <w:r>
+        <w:tab/>
       </w:r>
       <w:r>
         <w:rPr>
           <w:rFonts w:ascii="Arial" w:hAnsi="Arial"/>
           <w:b/>
-          <w:color w:val="276343"/>
+          <w:color w:val="46525E"/>
           <w:sz w:val="17"/>
         </w:rPr>
-        <w:t xml:space="preserve"> | Muscat, Oman</w:t>
-      </w:r>
-      <w:r>
-        <w:rPr>
-          <w:rFonts w:ascii="Arial" w:hAnsi="Arial"/>
-          <w:b/>
-          <w:color w:val="276343"/>
-          <w:sz w:val="17"/>
-        </w:rPr>
-        <w:tab/>
         <w:t>05/2016 - 10/2020</w:t>
       </w:r>
     </w:p>
     <w:p>
       <w:pPr>
         <w:keepNext/>
-        <w:spacing w:before="0" w:after="20" w:line="245" w:lineRule="auto"/>
-        <w:keepLines/>
+        <w:pageBreakBefore w:val="0"/>
+        <w:spacing w:before="0" w:after="28" w:line="240" w:lineRule="auto"/>
       </w:pPr>
       <w:r>
         <w:rPr>
           <w:rFonts w:ascii="Arial" w:hAnsi="Arial"/>
           <w:b/>
-          <w:color w:val="55A579"/>
-          <w:sz w:val="17"/>
+          <w:color w:val="183B56"/>
+          <w:sz w:val="18"/>
         </w:rPr>
         <w:t>Development Team Leader &amp; Senior Full-Stack Developer</w:t>
       </w:r>
@@ -564,129 +577,130 @@
     <w:p>
       <w:pPr>
         <w:keepNext/>
-        <w:spacing w:before="0" w:after="40" w:line="245" w:lineRule="auto"/>
+        <w:pageBreakBefore w:val="0"/>
+        <w:spacing w:before="0" w:after="44" w:line="240" w:lineRule="auto"/>
       </w:pPr>
       <w:r>
         <w:rPr>
           <w:rFonts w:ascii="Arial" w:hAnsi="Arial"/>
           <w:b w:val="0"/>
-          <w:i/>
-          <w:color w:val="5E6B72"/>
-          <w:sz w:val="15"/>
+          <w:color w:val="5D6974"/>
+          <w:sz w:val="16"/>
         </w:rPr>
         <w:t>Scope: 10+ Developers | 15+ Enterprise / E-Government Platforms | Hands-On Delivery</w:t>
       </w:r>
     </w:p>
     <w:p>
       <w:pPr>
-        <w:spacing w:after="24" w:line="245" w:lineRule="auto"/>
-        <w:ind w:left="202" w:hanging="144"/>
-        <w:keepLines/>
+        <w:keepNext w:val="0"/>
+        <w:pageBreakBefore w:val="0"/>
+        <w:spacing w:after="53" w:line="240" w:lineRule="auto"/>
+        <w:ind w:left="245" w:hanging="173"/>
       </w:pPr>
       <w:r>
         <w:rPr>
           <w:rFonts w:ascii="Arial" w:hAnsi="Arial"/>
-          <w:color w:val="55A579"/>
-          <w:sz w:val="16"/>
+          <w:b w:val="0"/>
+          <w:color w:val="262F38"/>
+          <w:sz w:val="18"/>
         </w:rPr>
         <w:t>• Led 10+ developers using Agile/Scrum and iterative delivery practices, balancing sprint/backlog priorities, estimates, team capacity and workload while remaining hands-on in requirements analysis, solution design, C#/.NET development, testing, deployment and production support.</w:t>
       </w:r>
     </w:p>
     <w:p>
       <w:pPr>
-        <w:spacing w:after="24" w:line="245" w:lineRule="auto"/>
-        <w:ind w:left="202" w:hanging="144"/>
-        <w:keepLines/>
+        <w:keepNext w:val="0"/>
+        <w:pageBreakBefore w:val="0"/>
+        <w:spacing w:after="53" w:line="240" w:lineRule="auto"/>
+        <w:ind w:left="245" w:hanging="173"/>
       </w:pPr>
       <w:r>
         <w:rPr>
           <w:rFonts w:ascii="Arial" w:hAnsi="Arial"/>
-          <w:color w:val="55A579"/>
-          <w:sz w:val="16"/>
+          <w:b w:val="0"/>
+          <w:color w:val="262F38"/>
+          <w:sz w:val="18"/>
         </w:rPr>
         <w:t>• Delivered/contributed across 15+ enterprise/e-government platforms, including the National Educational Portal serving ~1M users, Maktabi/Morasalat Electronic Correspondence, Ministry of Education Recruitment System, International Schools, Crisis Management and Asset Management.</w:t>
       </w:r>
     </w:p>
     <w:p>
       <w:pPr>
-        <w:spacing w:after="24" w:line="245" w:lineRule="auto"/>
-        <w:ind w:left="202" w:hanging="144"/>
-        <w:keepLines/>
+        <w:keepNext w:val="0"/>
+        <w:pageBreakBefore w:val="0"/>
+        <w:spacing w:after="53" w:line="240" w:lineRule="auto"/>
+        <w:ind w:left="245" w:hanging="173"/>
       </w:pPr>
       <w:r>
         <w:rPr>
           <w:rFonts w:ascii="Arial" w:hAnsi="Arial"/>
-          <w:color w:val="55A579"/>
-          <w:sz w:val="16"/>
+          <w:b w:val="0"/>
+          <w:color w:val="262F38"/>
+          <w:sz w:val="18"/>
         </w:rPr>
         <w:t>• Contributed deeply to Maktabi/Morasalat across correspondence lifecycle, routing/forwarding/tracking, workflows, reports, database components, testing, troubleshooting, deployment and support.</w:t>
       </w:r>
     </w:p>
     <w:p>
       <w:pPr>
-        <w:spacing w:after="24" w:line="245" w:lineRule="auto"/>
-        <w:ind w:left="202" w:hanging="144"/>
-        <w:keepLines/>
+        <w:keepNext w:val="0"/>
+        <w:pageBreakBefore w:val="0"/>
+        <w:spacing w:after="53" w:line="240" w:lineRule="auto"/>
+        <w:ind w:left="245" w:hanging="173"/>
       </w:pPr>
       <w:r>
         <w:rPr>
           <w:rFonts w:ascii="Arial" w:hAnsi="Arial"/>
-          <w:color w:val="55A579"/>
-          <w:sz w:val="16"/>
+          <w:b w:val="0"/>
+          <w:color w:val="262F38"/>
+          <w:sz w:val="18"/>
         </w:rPr>
         <w:t>• Delivered solutions using C#, ASP.NET Web Forms, .NET Framework, SQL Server, ADO.NET, Entity Framework, LINQ, JavaScript, jQuery, AJAX, Bootstrap, Web Services/APIs, Kendo UI, Telerik/Infragistics and enterprise reporting tools.</w:t>
       </w:r>
     </w:p>
     <w:p>
       <w:pPr>
-        <w:keepNext/>
+        <w:keepNext w:val="0"/>
+        <w:pageBreakBefore w:val="0"/>
         <w:tabs>
-          <w:tab w:pos="9720" w:val="right"/>
+          <w:tab w:pos="10080" w:val="right"/>
         </w:tabs>
-        <w:spacing w:before="100" w:after="0" w:line="245" w:lineRule="auto"/>
-        <w:keepLines/>
+        <w:spacing w:before="44" w:after="56"/>
       </w:pPr>
       <w:r>
         <w:rPr>
           <w:rFonts w:ascii="Arial" w:hAnsi="Arial"/>
           <w:b/>
-          <w:color w:val="276343"/>
-          <w:sz w:val="17"/>
+          <w:color w:val="183B56"/>
+          <w:sz w:val="18"/>
         </w:rPr>
-        <w:t>Keyframe Egypt</w:t>
+        <w:t>Keyframe Egypt | Cairo, Egypt</w:t>
+      </w:r>
+      <w:r>
+        <w:tab/>
       </w:r>
       <w:r>
         <w:rPr>
           <w:rFonts w:ascii="Arial" w:hAnsi="Arial"/>
           <w:b/>
-          <w:color w:val="276343"/>
+          <w:color w:val="46525E"/>
           <w:sz w:val="17"/>
         </w:rPr>
-        <w:t xml:space="preserve"> | Cairo, Egypt</w:t>
-      </w:r>
-      <w:r>
-        <w:rPr>
-          <w:rFonts w:ascii="Arial" w:hAnsi="Arial"/>
-          <w:b/>
-          <w:color w:val="276343"/>
-          <w:sz w:val="17"/>
-        </w:rPr>
-        <w:tab/>
         <w:t>04/2011 - 05/2016</w:t>
       </w:r>
     </w:p>
     <w:p>
       <w:pPr>
         <w:keepNext/>
-        <w:spacing w:before="0" w:after="20" w:line="245" w:lineRule="auto"/>
-        <w:keepLines/>
+        <w:pageBreakBefore w:val="0"/>
+        <w:spacing w:before="0" w:after="28" w:line="240" w:lineRule="auto"/>
       </w:pPr>
       <w:r>
         <w:rPr>
           <w:rFonts w:ascii="Arial" w:hAnsi="Arial"/>
           <w:b/>
-          <w:color w:val="55A579"/>
-          <w:sz w:val="17"/>
+          <w:color w:val="183B56"/>
+          <w:sz w:val="18"/>
         </w:rPr>
         <w:t>Development Team Leader &amp; Senior Full-Stack Developer</w:t>
       </w:r>
@@ -694,144 +708,147 @@
     <w:p>
       <w:pPr>
         <w:keepNext/>
-        <w:spacing w:before="0" w:after="40" w:line="245" w:lineRule="auto"/>
+        <w:pageBreakBefore w:val="0"/>
+        <w:spacing w:before="0" w:after="44" w:line="240" w:lineRule="auto"/>
       </w:pPr>
       <w:r>
         <w:rPr>
           <w:rFonts w:ascii="Arial" w:hAnsi="Arial"/>
           <w:b w:val="0"/>
-          <w:i/>
-          <w:color w:val="5E6B72"/>
-          <w:sz w:val="15"/>
+          <w:color w:val="5D6974"/>
+          <w:sz w:val="16"/>
         </w:rPr>
         <w:t>Scope: 6-Person Development Team | 150+ Major &amp; Mid-Sized Projects</w:t>
       </w:r>
     </w:p>
     <w:p>
       <w:pPr>
-        <w:spacing w:after="24" w:line="245" w:lineRule="auto"/>
-        <w:ind w:left="202" w:hanging="144"/>
-        <w:keepLines/>
+        <w:keepNext w:val="0"/>
+        <w:pageBreakBefore w:val="0"/>
+        <w:spacing w:after="53" w:line="240" w:lineRule="auto"/>
+        <w:ind w:left="245" w:hanging="173"/>
       </w:pPr>
       <w:r>
         <w:rPr>
           <w:rFonts w:ascii="Arial" w:hAnsi="Arial"/>
-          <w:color w:val="55A579"/>
-          <w:sz w:val="16"/>
+          <w:b w:val="0"/>
+          <w:color w:val="262F38"/>
+          <w:sz w:val="18"/>
         </w:rPr>
-        <w:t>• Led a 6-person development team across 150+ major and mid-sized projects, managing priorities, estimates, workload and delivery quality while remaining deeply hands-on in application structure, reusable components, integrations, testing and deployment.</w:t>
+        <w:t>• Led a 6-person development team across 150+ major and mid-sized projects, managing priorities, estimates, workload, coaching and delivery quality while remaining deeply hands-on in application structure, reusable components, integrations, testing and deployment.</w:t>
       </w:r>
     </w:p>
     <w:p>
       <w:pPr>
-        <w:spacing w:after="24" w:line="245" w:lineRule="auto"/>
-        <w:ind w:left="202" w:hanging="144"/>
-        <w:keepLines/>
+        <w:keepNext w:val="0"/>
+        <w:pageBreakBefore w:val="0"/>
+        <w:spacing w:after="53" w:line="240" w:lineRule="auto"/>
+        <w:ind w:left="245" w:hanging="173"/>
       </w:pPr>
       <w:r>
         <w:rPr>
           <w:rFonts w:ascii="Arial" w:hAnsi="Arial"/>
-          <w:color w:val="55A579"/>
-          <w:sz w:val="16"/>
+          <w:b w:val="0"/>
+          <w:color w:val="262F38"/>
+          <w:sz w:val="18"/>
         </w:rPr>
         <w:t>• Delivered public-sector and enterprise solutions including Ministry of Health &amp; Population work, MSAD, Rate Your Services, National Management Institute, Egypt Calendar, Elections in Egypt, Integrated Conference Management System and Yashfeen.</w:t>
       </w:r>
     </w:p>
     <w:p>
       <w:pPr>
-        <w:spacing w:after="24" w:line="245" w:lineRule="auto"/>
-        <w:ind w:left="202" w:hanging="144"/>
-        <w:keepLines/>
+        <w:keepNext w:val="0"/>
+        <w:pageBreakBefore w:val="0"/>
+        <w:spacing w:after="53" w:line="240" w:lineRule="auto"/>
+        <w:ind w:left="245" w:hanging="173"/>
       </w:pPr>
       <w:r>
         <w:rPr>
           <w:rFonts w:ascii="Arial" w:hAnsi="Arial"/>
-          <w:color w:val="55A579"/>
-          <w:sz w:val="16"/>
+          <w:b w:val="0"/>
+          <w:color w:val="262F38"/>
+          <w:sz w:val="18"/>
         </w:rPr>
-        <w:t>• Built and customized CMS/electronic-publishing solutions with multilingual/RTL publishing, workflows, versioning, archiving, permissions, search, SEO, analytics and integrations; worked with custom .NET CMS and reusable publishing components.</w:t>
+        <w:t>• Built and customized CMS/electronic-publishing solutions with multilingual/RTL publishing, workflows, versioning, archiving, permissions, search, SEO, analytics and integrations; worked with custom .NET CMS, Umbraco and Kentico.</w:t>
       </w:r>
     </w:p>
     <w:p>
       <w:pPr>
-        <w:spacing w:after="24" w:line="245" w:lineRule="auto"/>
-        <w:ind w:left="202" w:hanging="144"/>
-        <w:keepLines/>
+        <w:keepNext w:val="0"/>
+        <w:pageBreakBefore w:val="0"/>
+        <w:spacing w:after="53" w:line="240" w:lineRule="auto"/>
+        <w:ind w:left="245" w:hanging="173"/>
       </w:pPr>
       <w:r>
         <w:rPr>
           <w:rFonts w:ascii="Arial" w:hAnsi="Arial"/>
-          <w:color w:val="55A579"/>
-          <w:sz w:val="16"/>
+          <w:b w:val="0"/>
+          <w:color w:val="262F38"/>
+          <w:sz w:val="18"/>
         </w:rPr>
         <w:t>• Used C#, ASP.NET Web Forms, .NET Framework, SQL Server/MySQL, ADO.NET, Entity Framework, LINQ, JavaScript/jQuery/AJAX, Bootstrap, REST/SOAP/Web Services, Telerik/Kendo/Infragistics and Crystal Reports; delivered multiple award-winning solutions including ITIDA-winning Yashfeen.</w:t>
       </w:r>
     </w:p>
     <w:p>
       <w:pPr>
-        <w:keepNext/>
+        <w:keepNext w:val="0"/>
+        <w:pageBreakBefore w:val="0"/>
         <w:tabs>
-          <w:tab w:pos="9720" w:val="right"/>
+          <w:tab w:pos="10080" w:val="right"/>
         </w:tabs>
-        <w:spacing w:before="100" w:after="0" w:line="245" w:lineRule="auto"/>
-        <w:keepLines/>
+        <w:spacing w:before="44" w:after="56"/>
       </w:pPr>
       <w:r>
         <w:rPr>
           <w:rFonts w:ascii="Arial" w:hAnsi="Arial"/>
           <w:b/>
-          <w:color w:val="276343"/>
-          <w:sz w:val="17"/>
+          <w:color w:val="183B56"/>
+          <w:sz w:val="18"/>
         </w:rPr>
-        <w:t>Egyptian Armed Forces</w:t>
+        <w:t>Egyptian Armed Forces | Egypt</w:t>
+      </w:r>
+      <w:r>
+        <w:tab/>
       </w:r>
       <w:r>
         <w:rPr>
           <w:rFonts w:ascii="Arial" w:hAnsi="Arial"/>
           <w:b/>
-          <w:color w:val="276343"/>
+          <w:color w:val="46525E"/>
           <w:sz w:val="17"/>
         </w:rPr>
-        <w:t xml:space="preserve"> | Egypt</w:t>
-      </w:r>
-      <w:r>
-        <w:rPr>
-          <w:rFonts w:ascii="Arial" w:hAnsi="Arial"/>
-          <w:b/>
-          <w:color w:val="276343"/>
-          <w:sz w:val="17"/>
-        </w:rPr>
-        <w:tab/>
         <w:t>04/2008 - 10/2010</w:t>
       </w:r>
     </w:p>
     <w:p>
       <w:pPr>
         <w:keepNext/>
-        <w:spacing w:before="0" w:after="20" w:line="245" w:lineRule="auto"/>
-        <w:keepLines/>
+        <w:pageBreakBefore w:val="0"/>
+        <w:spacing w:before="0" w:after="28" w:line="240" w:lineRule="auto"/>
       </w:pPr>
       <w:r>
         <w:rPr>
           <w:rFonts w:ascii="Arial" w:hAnsi="Arial"/>
           <w:b/>
-          <w:color w:val="55A579"/>
-          <w:sz w:val="17"/>
+          <w:color w:val="183B56"/>
+          <w:sz w:val="18"/>
         </w:rPr>
         <w:t>Linux Systems &amp; Web Developer</w:t>
       </w:r>
     </w:p>
     <w:p>
       <w:pPr>
-        <w:spacing w:after="24" w:line="245" w:lineRule="auto"/>
-        <w:ind w:left="202" w:hanging="144"/>
-        <w:keepLines/>
+        <w:keepNext w:val="0"/>
+        <w:pageBreakBefore w:val="0"/>
+        <w:spacing w:after="53" w:line="240" w:lineRule="auto"/>
+        <w:ind w:left="245" w:hanging="173"/>
       </w:pPr>
       <w:r>
         <w:rPr>
           <w:rFonts w:ascii="Arial" w:hAnsi="Arial"/>
-          <w:color w:val="55A579"/>
-          <w:sz w:val="16"/>
+          <w:b w:val="0"/>
+          <w:color w:val="262F38"/>
+          <w:sz w:val="18"/>
         </w:rPr>
         <w:t>• Built early systems/software foundations across Linux administration, shell scripting and Microsoft/.NET web development; contributed to Egypt's first Linux distribution through Linux from Scratch builds, kernel modules, optimization and platform hardening.</w:t>
       </w:r>
@@ -839,18 +856,18 @@
     <w:p>
       <w:pPr>
         <w:keepNext/>
-        <w:spacing w:before="120" w:after="40" w:line="245" w:lineRule="auto"/>
+        <w:spacing w:before="114" w:after="64" w:line="240" w:lineRule="auto"/>
+        <w:pageBreakBefore w:val="0"/>
         <w:pBdr>
-          <w:bottom w:val="single" w:sz="7" w:space="3" w:color="55A579"/>
+          <w:bottom w:val="single" w:sz="5" w:space="3" w:color="B8C5D1"/>
         </w:pBdr>
-        <w:keepLines/>
       </w:pPr>
       <w:r>
         <w:rPr>
-          <w:rFonts w:ascii="Aptos Display" w:hAnsi="Aptos Display"/>
+          <w:rFonts w:ascii="Arial" w:hAnsi="Arial"/>
           <w:b/>
-          <w:color w:val="276343"/>
-          <w:sz w:val="18"/>
+          <w:color w:val="183B56"/>
+          <w:sz w:val="19"/>
         </w:rPr>
         <w:t>ENGINEERING &amp; DELIVERY CAPABILITIES</w:t>
       </w:r>
@@ -858,75 +875,110 @@
     <w:p>
       <w:pPr>
         <w:keepNext w:val="0"/>
-        <w:spacing w:before="0" w:after="40" w:line="245" w:lineRule="auto"/>
+        <w:pageBreakBefore w:val="0"/>
+        <w:spacing w:before="0" w:after="56" w:line="240" w:lineRule="auto"/>
       </w:pPr>
       <w:r>
         <w:rPr>
           <w:rFonts w:ascii="Arial" w:hAnsi="Arial"/>
+          <w:b/>
+          <w:color w:val="183B56"/>
+          <w:sz w:val="18"/>
+        </w:rPr>
+        <w:t xml:space="preserve">Leadership &amp; Delivery: </w:t>
+      </w:r>
+      <w:r>
+        <w:rPr>
+          <w:rFonts w:ascii="Arial" w:hAnsi="Arial"/>
           <w:b w:val="0"/>
-          <w:sz w:val="16"/>
+          <w:color w:val="262F38"/>
+          <w:sz w:val="18"/>
         </w:rPr>
-        <w:t>Leadership &amp; Delivery: Software Engineering Leadership, Agile/Scrum, Sprint/Backlog Planning, Estimation, Capacity/Workload Planning, Delivery Risk &amp; Dependencies, SDLC Governance, Architecture/Design/Code Reviews, QA/UAT, Release Governance, Production Readiness, Incident/RCA</w:t>
+        <w:t>Software Engineering Leadership, Agile/Scrum Delivery, Sprint/Backlog Planning, Estimation, Capacity/Workload Planning, Delivery Risk &amp; Dependency Management, Hiring/Interviews, Performance Reviews, Coaching/Career Development, SDLC Governance, Architecture/Design/Code Reviews, QA/UAT, Release Governance, Production Readiness, Incident/RCA</w:t>
       </w:r>
     </w:p>
     <w:p>
       <w:pPr>
         <w:keepNext w:val="0"/>
-        <w:spacing w:before="0" w:after="40" w:line="245" w:lineRule="auto"/>
+        <w:pageBreakBefore w:val="0"/>
+        <w:spacing w:before="0" w:after="56" w:line="240" w:lineRule="auto"/>
       </w:pPr>
       <w:r>
         <w:rPr>
           <w:rFonts w:ascii="Arial" w:hAnsi="Arial"/>
+          <w:b/>
+          <w:color w:val="183B56"/>
+          <w:sz w:val="18"/>
+        </w:rPr>
+        <w:t xml:space="preserve">Engineering &amp; Data: </w:t>
+      </w:r>
+      <w:r>
+        <w:rPr>
+          <w:rFonts w:ascii="Arial" w:hAnsi="Arial"/>
           <w:b w:val="0"/>
-          <w:sz w:val="16"/>
+          <w:color w:val="262F38"/>
+          <w:sz w:val="18"/>
         </w:rPr>
-        <w:t>Engineering &amp; Data: C#, .NET/ASP.NET Core, REST APIs, GraphQL, JavaScript, React, Node.js, SQL Server/PostgreSQL/MySQL, Redis | DevOps &amp; Tooling: Git/TFS, Jenkins, CI/CD, Docker, Postman/Swagger, Visual Studio/VS Code, Rider, DataGrip | Metrics: Delivery, Defects, Releases, Incidents, SLA/Service KPIs | AI: Applied AI &amp; Automation</w:t>
+        <w:t>C#, .NET/ASP.NET Core, REST APIs, JavaScript, SQL Server, PostgreSQL, MySQL, Redis | DevOps &amp; Tooling: Git/TFS, Jenkins, CI/CD, Postman, Swagger/OpenAPI, Visual Studio/VS Code | Delivery Metrics: Delivery, Defects, Releases, Incidents, SLA/Service KPIs | AI: Applied AI &amp; Automation</w:t>
       </w:r>
     </w:p>
     <w:p>
       <w:pPr>
         <w:keepNext w:val="0"/>
-        <w:spacing w:before="0" w:after="40" w:line="245" w:lineRule="auto"/>
+        <w:pageBreakBefore w:val="0"/>
+        <w:spacing w:before="0" w:after="56" w:line="240" w:lineRule="auto"/>
       </w:pPr>
       <w:r>
         <w:rPr>
           <w:rFonts w:ascii="Arial" w:hAnsi="Arial"/>
+          <w:b/>
+          <w:color w:val="183B56"/>
+          <w:sz w:val="18"/>
+        </w:rPr>
+        <w:t xml:space="preserve">Full-Stack Foundation: </w:t>
+      </w:r>
+      <w:r>
+        <w:rPr>
+          <w:rFonts w:ascii="Arial" w:hAnsi="Arial"/>
           <w:b w:val="0"/>
-          <w:sz w:val="16"/>
+          <w:color w:val="262F38"/>
+          <w:sz w:val="18"/>
         </w:rPr>
-        <w:t>Full-Stack Foundation: ASP.NET Web Forms, .NET Framework, ADO.NET, Entity Framework, LINQ, jQuery/AJAX, HTML/CSS, Bootstrap, Web Services, Umbraco, Kentico, Telerik/Kendo/Infragistics, Crystal Reports &amp; Enterprise Reporting</w:t>
+        <w:t>ASP.NET Web Forms, .NET Framework, ADO.NET, Entity Framework, LINQ, jQuery/AJAX, HTML/CSS, Bootstrap, Web Services, Telerik/Kendo/Infragistics, Crystal Reports &amp; Enterprise Reporting</w:t>
       </w:r>
     </w:p>
     <w:p>
       <w:pPr>
         <w:keepNext/>
-        <w:spacing w:before="120" w:after="40" w:line="245" w:lineRule="auto"/>
+        <w:spacing w:before="114" w:after="64" w:line="240" w:lineRule="auto"/>
+        <w:pageBreakBefore w:val="0"/>
         <w:pBdr>
-          <w:bottom w:val="single" w:sz="7" w:space="3" w:color="55A579"/>
+          <w:bottom w:val="single" w:sz="5" w:space="3" w:color="B8C5D1"/>
         </w:pBdr>
-        <w:keepLines/>
       </w:pPr>
       <w:r>
         <w:rPr>
-          <w:rFonts w:ascii="Aptos Display" w:hAnsi="Aptos Display"/>
+          <w:rFonts w:ascii="Arial" w:hAnsi="Arial"/>
           <w:b/>
-          <w:color w:val="276343"/>
-          <w:sz w:val="18"/>
+          <w:color w:val="183B56"/>
+          <w:sz w:val="19"/>
         </w:rPr>
         <w:t>SELECTED GOVERNANCE CONTRIBUTIONS</w:t>
       </w:r>
     </w:p>
     <w:p>
       <w:pPr>
-        <w:spacing w:after="24" w:line="245" w:lineRule="auto"/>
-        <w:ind w:left="202" w:hanging="144"/>
-        <w:keepLines/>
+        <w:keepNext w:val="0"/>
+        <w:pageBreakBefore w:val="0"/>
+        <w:spacing w:after="53" w:line="240" w:lineRule="auto"/>
+        <w:ind w:left="245" w:hanging="173"/>
       </w:pPr>
       <w:r>
         <w:rPr>
           <w:rFonts w:ascii="Arial" w:hAnsi="Arial"/>
-          <w:color w:val="55A579"/>
-          <w:sz w:val="16"/>
+          <w:b w:val="0"/>
+          <w:color w:val="262F38"/>
+          <w:sz w:val="18"/>
         </w:rPr>
         <w:t>• Governance Lead - National Pharmaceutical Track &amp; Trace Program (2021-2024): governance, compliance, interoperability, data integrity and technology roadmap across UPA, Egyptian Drug Authority and Ministry of Health stakeholders.</w:t>
       </w:r>
@@ -934,52 +986,76 @@
     <w:p>
       <w:pPr>
         <w:keepNext/>
-        <w:spacing w:before="120" w:after="40" w:line="245" w:lineRule="auto"/>
+        <w:spacing w:before="114" w:after="64" w:line="240" w:lineRule="auto"/>
+        <w:pageBreakBefore w:val="0"/>
         <w:pBdr>
-          <w:bottom w:val="single" w:sz="7" w:space="3" w:color="55A579"/>
+          <w:bottom w:val="single" w:sz="5" w:space="3" w:color="B8C5D1"/>
         </w:pBdr>
-        <w:keepLines/>
       </w:pPr>
       <w:r>
         <w:rPr>
-          <w:rFonts w:ascii="Aptos Display" w:hAnsi="Aptos Display"/>
+          <w:rFonts w:ascii="Arial" w:hAnsi="Arial"/>
           <w:b/>
-          <w:color w:val="276343"/>
-          <w:sz w:val="18"/>
+          <w:color w:val="183B56"/>
+          <w:sz w:val="19"/>
         </w:rPr>
         <w:t>EDUCATION &amp; LANGUAGES</w:t>
       </w:r>
     </w:p>
     <w:p>
       <w:pPr>
-        <w:keepNext w:val="0"/>
-        <w:spacing w:before="0" w:after="40" w:line="245" w:lineRule="auto"/>
+        <w:keepNext/>
+        <w:pageBreakBefore w:val="0"/>
+        <w:spacing w:before="84" w:after="18" w:line="240" w:lineRule="auto"/>
       </w:pPr>
       <w:r>
         <w:rPr>
-          <w:sz w:val="16"/>
+          <w:rFonts w:ascii="Arial" w:hAnsi="Arial"/>
+          <w:b/>
+          <w:color w:val="183B56"/>
+          <w:sz w:val="18"/>
         </w:rPr>
-        <w:t>Education: B.Sc. in Computer Science, Faculty of Computers &amp; Informatics, Zagazig University | 2003-2007</w:t>
+        <w:t xml:space="preserve">Education: </w:t>
+      </w:r>
+      <w:r>
+        <w:rPr>
+          <w:rFonts w:ascii="Arial" w:hAnsi="Arial"/>
+          <w:b w:val="0"/>
+          <w:color w:val="262F38"/>
+          <w:sz w:val="18"/>
+        </w:rPr>
+        <w:t>B.Sc. in Computer Science, Faculty of Computers &amp; Informatics, Zagazig University | 2003-2007</w:t>
       </w:r>
     </w:p>
     <w:p>
       <w:pPr>
         <w:keepNext w:val="0"/>
-        <w:spacing w:before="0" w:after="40" w:line="245" w:lineRule="auto"/>
+        <w:pageBreakBefore w:val="0"/>
+        <w:spacing w:before="0" w:after="56" w:line="240" w:lineRule="auto"/>
       </w:pPr>
       <w:r>
         <w:rPr>
           <w:rFonts w:ascii="Arial" w:hAnsi="Arial"/>
+          <w:b/>
+          <w:color w:val="183B56"/>
+          <w:sz w:val="18"/>
+        </w:rPr>
+        <w:t xml:space="preserve">Languages: </w:t>
+      </w:r>
+      <w:r>
+        <w:rPr>
+          <w:rFonts w:ascii="Arial" w:hAnsi="Arial"/>
           <w:b w:val="0"/>
-          <w:sz w:val="16"/>
+          <w:color w:val="262F38"/>
+          <w:sz w:val="18"/>
         </w:rPr>
-        <w:t>Languages: Arabic (Native) | English (Professional Working Proficiency)</w:t>
+        <w:t>Arabic (Native) | English (Professional Working Proficiency)</w:t>
       </w:r>
     </w:p>
     <w:sectPr>
       <w:footerReference w:type="default" r:id="rId9"/>
       <w:pgSz w:w="12240" w:h="15840"/>
-      <w:pgMar w:top="691" w:right="893" w:bottom="691" w:left="893" w:header="720" w:footer="720" w:gutter="0"/>
+      <w:pgMar w:top="821" w:right="950" w:bottom="821" w:left="950" w:header="720" w:footer="346" w:gutter="0"/>
       <w:cols w:space="720"/>
       <w:docGrid w:linePitch="360"/>
     </w:sectPr>
@@ -996,11 +1072,11 @@
     </w:pPr>
     <w:r>
       <w:rPr>
-        <w:rFonts w:ascii="Aptos" w:hAnsi="Aptos"/>
-        <w:color w:val="276343"/>
+        <w:rFonts w:ascii="Arial" w:hAnsi="Arial"/>
+        <w:color w:val="6E7680"/>
         <w:sz w:val="13"/>
       </w:rPr>
-      <w:t>Mahmoud Salama | Software Development &amp; Delivery Manager | 2026</w:t>
+      <w:t>MAHMOUD SALAMA</w:t>
     </w:r>
   </w:p>
 </w:ftr>
@@ -1370,12 +1446,12 @@
     <w:qFormat/>
     <w:rsid w:val="00FC693F"/>
     <w:pPr>
-      <w:spacing w:after="30" w:line="240" w:lineRule="auto"/>
+      <w:spacing w:after="56" w:line="252" w:lineRule="auto"/>
     </w:pPr>
     <w:rPr>
-      <w:rFonts w:ascii="Aptos" w:hAnsi="Aptos"/>
-      <w:color w:val="26323A"/>
-      <w:sz w:val="17"/>
+      <w:rFonts w:ascii="Arial" w:hAnsi="Arial"/>
+      <w:color w:val="262F38"/>
+      <w:sz w:val="18"/>
     </w:rPr>
   </w:style>
   <w:style w:type="paragraph" w:styleId="Header">
